--- a/AS2_pp1_extracted/AS2_pp1/documentacion_backend_completa.docx
+++ b/AS2_pp1_extracted/AS2_pp1/documentacion_backend_completa.docx
@@ -29590,6 +29590,134 @@
           <w:szCs w:val="20"/>
         </w:rPr>
         <w:t xml:space="preserve">Proyecto de clase | Node.js + Express + PostgreSQL + JWT + bcrypt</w:t>
+      </w:r>
+    </w:p>
+    <w:p>
+      <w:pPr>
+        <w:pStyle w:val="Heading1"/>
+      </w:pPr>
+      <w:r>
+        <w:t>12. Modulos Agregados (Actualizacion 2026)</w:t>
+      </w:r>
+    </w:p>
+    <w:p>
+      <w:r>
+        <w:t>Despues de la entrega inicial se agregaron varios modulos nuevos, todos siguiendo la misma arquitectura en capas (routes -&gt; controllers -&gt; models) que el resto del proyecto. Esta seccion los explica archivo por archivo.</w:t>
+      </w:r>
+    </w:p>
+    <w:p>
+      <w:pPr>
+        <w:pStyle w:val="Heading2"/>
+      </w:pPr>
+      <w:r>
+        <w:t>12.1 services/centralBankClient.js</w:t>
+      </w:r>
+    </w:p>
+    <w:p>
+      <w:r>
+        <w:t>Instancia unica de axios para hablar con el Banco Central. Antes, cada controller armaba sus propios headers (x-api-key, x-environment); ahora todos importan este cliente ya configurado. Ademas, un interceptor de respuesta reintenta automaticamente (hasta 2 veces, con una espera corta) cuando el Banco Central responde 429 'demasiadas solicitudes', respetando el header Retry-After si viene. Si sigue fallando despues de los reintentos, el error se deja pasar tal cual para que el controller lo informe.</w:t>
+      </w:r>
+    </w:p>
+    <w:p>
+      <w:pPr>
+        <w:pStyle w:val="Heading2"/>
+      </w:pPr>
+      <w:r>
+        <w:t>12.2 services/cotizacionService.js</w:t>
+      </w:r>
+    </w:p>
+    <w:p>
+      <w:r>
+        <w:t>Resuelve la cotizacion oficial del dolar con una cadena de 3 pasos: primero intenta un endpoint propio del Banco Central (por si algun dia lo expone), despues DolarAPI (https://dolarapi.com/v1/dolares/oficial, publica y gratuita) y por ultimo un valor fijo definido en .env si no hay conexion a ninguna de las dos. El resultado se cachea en memoria por unos minutos para no golpear las APIs externas en cada operacion de cambio.</w:t>
+      </w:r>
+    </w:p>
+    <w:p>
+      <w:pPr>
+        <w:pStyle w:val="Heading2"/>
+      </w:pPr>
+      <w:r>
+        <w:t>12.3 services/moraService.js</w:t>
+      </w:r>
+    </w:p>
+    <w:p>
+      <w:r>
+        <w:t>Concentra la logica de reportar un prestamo en mora a la Central de Deudores (situacion 4) y bloquear su cuenta asociada. La usan dos caminos distintos: el boton manual del administrador (PUT /api/admin/prestamos/:id/mora) y un cron job diario (cron.schedule('0 6 * * *', ...) en app.js) que busca prestamos ACTIVOS vencidos hace mas de 10 dias y los reporta solo, sin intervencion humana.</w:t>
+      </w:r>
+    </w:p>
+    <w:p>
+      <w:pPr>
+        <w:pStyle w:val="Heading2"/>
+      </w:pPr>
+      <w:r>
+        <w:t>12.4 controllers y models de prestamos</w:t>
+      </w:r>
+    </w:p>
+    <w:p>
+      <w:r>
+        <w:t>prestamoModel.js calcula la simulacion (tasa segun el plazo, cuota mensual, saldo total) y hace las consultas SQL: crear el prestamo (transaccion que inserta un Producto y un Prestamo), listar los de una persona, pagar una cuota (descuenta saldo, suma una cuota pagada y empuja un mes la fecha de proximo vencimiento) y buscar los vencidos para la mora automatica. prestamoController.js valida los datos de entrada, consulta la Central de Deudores antes de aprobar, y expone solicitarPrestamo, listarMisPrestamos y pagarCuota.</w:t>
+      </w:r>
+    </w:p>
+    <w:p>
+      <w:pPr>
+        <w:pStyle w:val="Heading2"/>
+      </w:pPr>
+      <w:r>
+        <w:t>12.5 controllers/cuentaController.js y centralDeudoresController.js</w:t>
+      </w:r>
+    </w:p>
+    <w:p>
+      <w:r>
+        <w:t>cuentaController.js abre y consulta cajas de ahorro en cualquier moneda (la caja en ARS ya existe desde el alta de la persona; USD u otras monedas se crean con un producto y una cuenta bancaria local nuevos). centralDeudoresController.js expone la consulta publica de situacion crediticia por DNI y el informe de deuda, restringido a administradores.</w:t>
+      </w:r>
+    </w:p>
+    <w:p>
+      <w:pPr>
+        <w:pStyle w:val="Heading2"/>
+      </w:pPr>
+      <w:r>
+        <w:t>12.6 controllers/cambioController.js</w:t>
+      </w:r>
+    </w:p>
+    <w:p>
+      <w:r>
+        <w:t>Implementa la compra y venta de dolares entre las cajas propias del usuario logueado: toma la cotizacion de cotizacionService, valida que existan ambas cajas (ARS y USD), mueve el saldo entre ellas y registra un movimiento en cada cuenta (CAMBIO_EGRESO/CAMBIO_INGRESO).</w:t>
+      </w:r>
+    </w:p>
+    <w:p>
+      <w:pPr>
+        <w:pStyle w:val="Heading2"/>
+      </w:pPr>
+      <w:r>
+        <w:t>12.7 Seguridad: ownership en cambios de alias</w:t>
+      </w:r>
+    </w:p>
+    <w:p>
+      <w:r>
+        <w:t>Los endpoints PUT /api/personas/:cbu/alias y PUT /api/cuentas/:cbu/alias ahora exigen token valido y verifican que el CBU pertenezca a la persona autenticada (comparando contra req.usuario.id) antes de permitir el cambio. Antes de esta correccion, cualquier request sin autenticar podia cambiar el alias de cualquier cuenta con solo conocer su CBU.</w:t>
+      </w:r>
+    </w:p>
+    <w:p>
+      <w:pPr>
+        <w:pStyle w:val="Heading2"/>
+      </w:pPr>
+      <w:r>
+        <w:t>12.8 Cron jobs activos</w:t>
+      </w:r>
+    </w:p>
+    <w:p>
+      <w:pPr>
+        <w:pStyle w:val="ListParagraph"/>
+      </w:pPr>
+      <w:r>
+        <w:t>• cron.schedule('*/15 * * * *', ejecutarSync) — cada 15 minutos, importa transferencias recibidas desde otros bancos de la red.</w:t>
+      </w:r>
+    </w:p>
+    <w:p>
+      <w:pPr>
+        <w:pStyle w:val="ListParagraph"/>
+      </w:pPr>
+      <w:r>
+        <w:t>• cron.schedule('0 6 * * *', ejecutarVerificacionMoraAutomatica) — una vez por dia, reporta a la Central de Deudores los prestamos vencidos hace mas de 10 dias.</w:t>
       </w:r>
     </w:p>
     <w:sectPr>

--- a/AS2_pp1_extracted/AS2_pp1/documentacion_backend_completa.docx
+++ b/AS2_pp1_extracted/AS2_pp1/documentacion_backend_completa.docx
@@ -20872,7 +20872,7 @@
                 <w:sz w:val="20"/>
                 <w:szCs w:val="20"/>
               </w:rPr>
-              <w:t xml:space="preserve">No</w:t>
+              <w:t>Si (Admin)</w:t>
             </w:r>
           </w:p>
         </w:tc>
@@ -21202,7 +21202,7 @@
                 <w:sz w:val="20"/>
                 <w:szCs w:val="20"/>
               </w:rPr>
-              <w:t xml:space="preserve">No</w:t>
+              <w:t>Si</w:t>
             </w:r>
           </w:p>
         </w:tc>
@@ -21312,7 +21312,7 @@
                 <w:sz w:val="20"/>
                 <w:szCs w:val="20"/>
               </w:rPr>
-              <w:t xml:space="preserve">No</w:t>
+              <w:t>Si</w:t>
             </w:r>
           </w:p>
         </w:tc>
@@ -23258,7 +23258,7 @@
                 <w:sz w:val="20"/>
                 <w:szCs w:val="20"/>
               </w:rPr>
-              <w:t xml:space="preserve">No</w:t>
+              <w:t>Si (Admin)</w:t>
             </w:r>
           </w:p>
         </w:tc>
@@ -23368,7 +23368,7 @@
                 <w:sz w:val="20"/>
                 <w:szCs w:val="20"/>
               </w:rPr>
-              <w:t xml:space="preserve">No</w:t>
+              <w:t>Si (Admin)</w:t>
             </w:r>
           </w:p>
         </w:tc>
@@ -23478,7 +23478,7 @@
                 <w:sz w:val="20"/>
                 <w:szCs w:val="20"/>
               </w:rPr>
-              <w:t xml:space="preserve">No</w:t>
+              <w:t>Si (Admin)</w:t>
             </w:r>
           </w:p>
         </w:tc>
@@ -29727,6 +29727,71 @@
       <w:pgNumType/>
       <w:docGrid w:linePitch="360"/>
     </w:sectPr>
+    <w:p>
+      <w:pPr>
+        <w:pStyle w:val="Heading2"/>
+      </w:pPr>
+      <w:r>
+        <w:t>12.9 Seguridad: endpoints administrativos que estaban abiertos</w:t>
+      </w:r>
+    </w:p>
+    <w:p>
+      <w:r>
+        <w:t>GET /api/tablas/:tabla no tenia ninguna proteccion: devolvia el contenido completo de cualquier tabla de la base, incluido el password_hash de cada persona en /api/tablas/personas y el CBU/saldo de cada cuenta en /api/tablas/cuentas_bancarias. GET /api/personas, GET /api/personas/:id/roles, GET /api/central-deudores/:dni, PUT /api/bancos/nombre y GET/POST /api/sync tampoco pedian token. Ahora todos pasan por verificarToken (y verificarAdmin donde corresponde) antes de llegar al controller.</w:t>
+      </w:r>
+    </w:p>
+    <w:p>
+      <w:pPr>
+        <w:pStyle w:val="Heading2"/>
+      </w:pPr>
+      <w:r>
+        <w:t>12.10 middleware/rateLimit.js — Limitador de intentos</w:t>
+      </w:r>
+    </w:p>
+    <w:p>
+      <w:r>
+        <w:t>Contador en memoria por IP (sin dependencias nuevas) que corta a los 10 intentos fallidos en 15 minutos contra /auth/login, /auth/register y /auth/olvide-password: sin esto, se puede probar contrasenas a la velocidad que permita la red. Solo cuenta los pedidos que terminan en error (4xx/5xx); un login correcto borra el contador de esa IP, asi que un usuario real nunca se auto-bloquea. crearLimitadorSimple() genera una variante mas simple (cuenta todos los pedidos, no solo los fallidos) que usa /api/reportes para no llenarse de spam.</w:t>
+      </w:r>
+    </w:p>
+    <w:p>
+      <w:pPr>
+        <w:pStyle w:val="Heading2"/>
+      </w:pPr>
+      <w:r>
+        <w:t>12.11 middleware/ocultarDetalles.js y utils/validaciones.js</w:t>
+      </w:r>
+    </w:p>
+    <w:p>
+      <w:r>
+        <w:t>ocultarDetalles.js intercepta res.json(): si NODE_ENV=production y el status es 5xx, reemplaza el cuerpo por un mensaje generico y loguea el detalle real solo en el servidor (antes, varias respuestas de error devolvian error.message crudo, con nombres de tablas y columnas de Postgres). utils/validaciones.js centraliza validarMonto, validarDni, validarEmail, validarTexto y validarEntero: la version anterior de validarMonto usaba parseFloat, que acepta Infinity, '1e400' y '100abc' como numeros validos; la nueva exige un formato estricto (digitos, punto, hasta 2 decimales) antes de convertir.</w:t>
+      </w:r>
+    </w:p>
+    <w:p>
+      <w:pPr>
+        <w:pStyle w:val="Heading2"/>
+      </w:pPr>
+      <w:r>
+        <w:t>12.12 controllers/recargaController.js y controllers/reporteController.js</w:t>
+      </w:r>
+    </w:p>
+    <w:p>
+      <w:r>
+        <w:t>recargaController.js sigue el mismo patron que servicioController.js pero sin el paso de 'consultar factura': el monto es una de varias denominaciones fijas (recargaModel.js las define junto con los operadores), asi que se valida y se descuenta en un solo pedido (POST /api/recargas). reporteController.js expone POST /api/reportes sin exigir token (un problema puede ser justo no poder loguearse), pero si viene un JWT valido en el header lo decodifica manualmente (sin pasar por verificarToken, que rechazaria el pedido si el token faltara o fuera invalido) para asociar el reporte a esa persona. services/notificacionService.js manda un POST a REPORTES_WEBHOOK_URL (si esta configurada) con cada reporte nuevo, compatible con Discord y Slack; si el webhook falla, solo se loguea, nunca rompe la respuesta al usuario.</w:t>
+      </w:r>
+    </w:p>
+    <w:p>
+      <w:pPr>
+        <w:pStyle w:val="Heading2"/>
+      </w:pPr>
+      <w:r>
+        <w:t>12.13 scripts/admin.js — Gestion de administradores</w:t>
+      </w:r>
+    </w:p>
+    <w:p>
+      <w:r>
+        <w:t>Script de linea de comandos (no un endpoint) para listar, promover, quitar y resetear la contrasena de los administradores. No existe una ruta HTTP que otorgue el rol ADMIN: si existiera, seria trivial que cualquiera se lo asignara a si mismo. El script corre directamente con node scripts/admin.js &lt;comando&gt; desde el servidor, con la misma conexion a la base que usa el resto del backend.</w:t>
+      </w:r>
+    </w:p>
   </w:body>
 </w:document>
 </file>
